--- a/PythonDocx/Templates/template2.docx
+++ b/PythonDocx/Templates/template2.docx
@@ -135,7 +135,21 @@
           <w:color w:val="001F5F"/>
           <w:sz w:val="24"/>
         </w:rPr>
-        <w:t>/2025-ARSESP-EGFE</w:t>
+        <w:t>/</w:t>
+      </w:r>
+      <w:r>
+        <w:rPr>
+          <w:color w:val="001F5F"/>
+          <w:sz w:val="24"/>
+        </w:rPr>
+        <w:t>{{Ano}}</w:t>
+      </w:r>
+      <w:r>
+        <w:rPr>
+          <w:color w:val="001F5F"/>
+          <w:sz w:val="24"/>
+        </w:rPr>
+        <w:t>-ARSESP-EGFE</w:t>
       </w:r>
     </w:p>
     <w:p>
@@ -150,7 +164,7 @@
       <w:tblPr>
         <w:tblStyle w:val="TableNormal"/>
         <w:tblW w:w="0" w:type="auto"/>
-        <w:tblInd w:w="279" w:type="dxa"/>
+        <w:tblInd w:w="137" w:type="dxa"/>
         <w:tblBorders>
           <w:top w:val="single" w:sz="4" w:space="0" w:color="000000"/>
           <w:left w:val="single" w:sz="4" w:space="0" w:color="000000"/>
@@ -163,8 +177,8 @@
         <w:tblLook w:val="01E0" w:firstRow="1" w:lastRow="1" w:firstColumn="1" w:lastColumn="1" w:noHBand="0" w:noVBand="0"/>
       </w:tblPr>
       <w:tblGrid>
-        <w:gridCol w:w="3699"/>
-        <w:gridCol w:w="5656"/>
+        <w:gridCol w:w="3841"/>
+        <w:gridCol w:w="5798"/>
       </w:tblGrid>
       <w:tr>
         <w:trPr>
@@ -172,7 +186,7 @@
         </w:trPr>
         <w:tc>
           <w:tcPr>
-            <w:tcW w:w="3699" w:type="dxa"/>
+            <w:tcW w:w="3841" w:type="dxa"/>
           </w:tcPr>
           <w:p>
             <w:pPr>
@@ -256,7 +270,7 @@
         </w:tc>
         <w:tc>
           <w:tcPr>
-            <w:tcW w:w="5656" w:type="dxa"/>
+            <w:tcW w:w="5798" w:type="dxa"/>
           </w:tcPr>
           <w:p>
             <w:pPr>
@@ -294,6 +308,7 @@
             </w:r>
             <w:r>
               <w:rPr>
+                <w:color w:val="EE0000"/>
                 <w:spacing w:val="-4"/>
                 <w:sz w:val="24"/>
               </w:rPr>
@@ -345,6 +360,7 @@
             </w:r>
             <w:r>
               <w:rPr>
+                <w:color w:val="EE0000"/>
                 <w:spacing w:val="-4"/>
                 <w:sz w:val="24"/>
               </w:rPr>
@@ -352,6 +368,7 @@
             </w:r>
             <w:r>
               <w:rPr>
+                <w:color w:val="EE0000"/>
                 <w:spacing w:val="-2"/>
                 <w:sz w:val="24"/>
               </w:rPr>
@@ -359,6 +376,7 @@
             </w:r>
             <w:r>
               <w:rPr>
+                <w:color w:val="EE0000"/>
                 <w:spacing w:val="-2"/>
                 <w:sz w:val="24"/>
               </w:rPr>
@@ -366,6 +384,7 @@
             </w:r>
             <w:r>
               <w:rPr>
+                <w:color w:val="EE0000"/>
                 <w:spacing w:val="-2"/>
                 <w:sz w:val="24"/>
               </w:rPr>
@@ -373,6 +392,7 @@
             </w:r>
             <w:r>
               <w:rPr>
+                <w:color w:val="EE0000"/>
                 <w:spacing w:val="-2"/>
                 <w:sz w:val="24"/>
               </w:rPr>
@@ -387,7 +407,7 @@
         </w:trPr>
         <w:tc>
           <w:tcPr>
-            <w:tcW w:w="3699" w:type="dxa"/>
+            <w:tcW w:w="3841" w:type="dxa"/>
           </w:tcPr>
           <w:p>
             <w:pPr>
@@ -411,7 +431,7 @@
         </w:tc>
         <w:tc>
           <w:tcPr>
-            <w:tcW w:w="5656" w:type="dxa"/>
+            <w:tcW w:w="5798" w:type="dxa"/>
           </w:tcPr>
           <w:p>
             <w:pPr>
@@ -539,8 +559,8 @@
     <w:tbl>
       <w:tblPr>
         <w:tblStyle w:val="TableNormal"/>
-        <w:tblW w:w="4717" w:type="pct"/>
-        <w:tblInd w:w="279" w:type="dxa"/>
+        <w:tblW w:w="4860" w:type="pct"/>
+        <w:tblInd w:w="137" w:type="dxa"/>
         <w:tblBorders>
           <w:top w:val="single" w:sz="4" w:space="0" w:color="000000"/>
           <w:left w:val="single" w:sz="4" w:space="0" w:color="000000"/>
@@ -552,8 +572,8 @@
         <w:tblLook w:val="01E0" w:firstRow="1" w:lastRow="1" w:firstColumn="1" w:lastColumn="1" w:noHBand="0" w:noVBand="0"/>
       </w:tblPr>
       <w:tblGrid>
-        <w:gridCol w:w="3662"/>
-        <w:gridCol w:w="5694"/>
+        <w:gridCol w:w="3804"/>
+        <w:gridCol w:w="5835"/>
       </w:tblGrid>
       <w:tr>
         <w:trPr>
@@ -561,7 +581,7 @@
         </w:trPr>
         <w:tc>
           <w:tcPr>
-            <w:tcW w:w="1957" w:type="pct"/>
+            <w:tcW w:w="1973" w:type="pct"/>
           </w:tcPr>
           <w:p>
             <w:pPr>
@@ -585,7 +605,7 @@
         </w:tc>
         <w:tc>
           <w:tcPr>
-            <w:tcW w:w="3043" w:type="pct"/>
+            <w:tcW w:w="3027" w:type="pct"/>
           </w:tcPr>
           <w:p>
             <w:pPr>
@@ -625,7 +645,7 @@
         </w:trPr>
         <w:tc>
           <w:tcPr>
-            <w:tcW w:w="1957" w:type="pct"/>
+            <w:tcW w:w="1973" w:type="pct"/>
           </w:tcPr>
           <w:p>
             <w:pPr>
@@ -649,7 +669,7 @@
         </w:tc>
         <w:tc>
           <w:tcPr>
-            <w:tcW w:w="3043" w:type="pct"/>
+            <w:tcW w:w="3027" w:type="pct"/>
           </w:tcPr>
           <w:p>
             <w:pPr>
@@ -716,7 +736,7 @@
         </w:trPr>
         <w:tc>
           <w:tcPr>
-            <w:tcW w:w="1957" w:type="pct"/>
+            <w:tcW w:w="1973" w:type="pct"/>
           </w:tcPr>
           <w:p>
             <w:pPr>
@@ -765,7 +785,7 @@
         </w:tc>
         <w:tc>
           <w:tcPr>
-            <w:tcW w:w="3043" w:type="pct"/>
+            <w:tcW w:w="3027" w:type="pct"/>
             <w:vAlign w:val="center"/>
           </w:tcPr>
           <w:p>
@@ -780,7 +800,7 @@
               </w:rPr>
             </w:pPr>
             <w:r>
-              <w:t xml:space="preserve">  </w:t>
+              <w:t xml:space="preserve">   </w:t>
             </w:r>
             <w:r>
               <w:t>{{item.DESC}}</w:t>
@@ -807,53 +827,45 @@
           <w:color w:val="EE0000"/>
           <w:sz w:val="24"/>
           <w:szCs w:val="24"/>
+          <w:lang w:val="pt-BR"/>
         </w:rPr>
       </w:pPr>
-    </w:p>
-    <w:p>
-      <w:pPr>
-        <w:spacing w:before="49" w:after="1"/>
+      <w:r>
         <w:rPr>
           <w:b/>
           <w:color w:val="EE0000"/>
           <w:sz w:val="24"/>
           <w:szCs w:val="24"/>
         </w:rPr>
-      </w:pPr>
-    </w:p>
-    <w:p>
-      <w:pPr>
-        <w:spacing w:before="49" w:after="1"/>
+        <w:t>{%</w:t>
+      </w:r>
+      <w:r>
         <w:rPr>
           <w:b/>
           <w:color w:val="EE0000"/>
           <w:sz w:val="24"/>
           <w:szCs w:val="24"/>
         </w:rPr>
-      </w:pPr>
-    </w:p>
-    <w:p>
-      <w:pPr>
-        <w:spacing w:before="49" w:after="1"/>
+        <w:t xml:space="preserve"> </w:t>
+      </w:r>
+      <w:r>
         <w:rPr>
           <w:b/>
           <w:color w:val="EE0000"/>
           <w:sz w:val="24"/>
           <w:szCs w:val="24"/>
         </w:rPr>
-      </w:pPr>
-    </w:p>
-    <w:p>
-      <w:pPr>
-        <w:spacing w:before="49" w:after="1"/>
+        <w:t>if item.images|length == 1</w:t>
+      </w:r>
+      <w:r>
         <w:rPr>
           <w:b/>
           <w:color w:val="EE0000"/>
           <w:sz w:val="24"/>
           <w:szCs w:val="24"/>
-          <w:lang w:val="pt-BR"/>
-        </w:rPr>
-      </w:pPr>
+        </w:rPr>
+        <w:t xml:space="preserve"> </w:t>
+      </w:r>
       <w:r>
         <w:rPr>
           <w:b/>
@@ -861,82 +873,23 @@
           <w:sz w:val="24"/>
           <w:szCs w:val="24"/>
         </w:rPr>
-        <w:t>{%</w:t>
-      </w:r>
-      <w:r>
-        <w:rPr>
-          <w:b/>
-          <w:color w:val="EE0000"/>
-          <w:sz w:val="24"/>
-          <w:szCs w:val="24"/>
-        </w:rPr>
-        <w:t xml:space="preserve"> </w:t>
-      </w:r>
-      <w:r>
-        <w:rPr>
-          <w:b/>
-          <w:color w:val="EE0000"/>
-          <w:sz w:val="24"/>
-          <w:szCs w:val="24"/>
-        </w:rPr>
-        <w:t>if item.images|length == 1</w:t>
-      </w:r>
-      <w:r>
-        <w:rPr>
-          <w:b/>
-          <w:color w:val="EE0000"/>
-          <w:sz w:val="24"/>
-          <w:szCs w:val="24"/>
-        </w:rPr>
-        <w:t xml:space="preserve"> </w:t>
-      </w:r>
-      <w:r>
-        <w:rPr>
-          <w:b/>
-          <w:color w:val="EE0000"/>
-          <w:sz w:val="24"/>
-          <w:szCs w:val="24"/>
-        </w:rPr>
         <w:t>%}</w:t>
       </w:r>
-    </w:p>
-    <w:p>
-      <w:pPr>
-        <w:spacing w:before="49" w:after="1"/>
-        <w:rPr>
-          <w:b/>
-          <w:color w:val="EE0000"/>
-          <w:sz w:val="24"/>
-          <w:szCs w:val="24"/>
-        </w:rPr>
-      </w:pPr>
-    </w:p>
-    <w:p>
-      <w:pPr>
-        <w:spacing w:before="49" w:after="1"/>
-        <w:ind w:firstLine="720"/>
-        <w:rPr>
-          <w:b/>
-          <w:color w:val="EE0000"/>
-          <w:sz w:val="24"/>
-          <w:szCs w:val="24"/>
-        </w:rPr>
-      </w:pPr>
     </w:p>
     <w:tbl>
       <w:tblPr>
         <w:tblStyle w:val="Tabelacomgrade"/>
         <w:tblW w:w="0" w:type="auto"/>
-        <w:tblInd w:w="279" w:type="dxa"/>
+        <w:tblInd w:w="137" w:type="dxa"/>
         <w:tblLook w:val="04A0" w:firstRow="1" w:lastRow="0" w:firstColumn="1" w:lastColumn="0" w:noHBand="0" w:noVBand="1"/>
       </w:tblPr>
       <w:tblGrid>
-        <w:gridCol w:w="9355"/>
+        <w:gridCol w:w="9639"/>
       </w:tblGrid>
       <w:tr>
         <w:tc>
           <w:tcPr>
-            <w:tcW w:w="9355" w:type="dxa"/>
+            <w:tcW w:w="9639" w:type="dxa"/>
             <w:vAlign w:val="bottom"/>
           </w:tcPr>
           <w:p>
@@ -991,7 +944,7 @@
       <w:tr>
         <w:tc>
           <w:tcPr>
-            <w:tcW w:w="9355" w:type="dxa"/>
+            <w:tcW w:w="9639" w:type="dxa"/>
             <w:vAlign w:val="center"/>
           </w:tcPr>
           <w:p>
@@ -1039,19 +992,6 @@
     <w:p>
       <w:pPr>
         <w:spacing w:before="49" w:after="1"/>
-        <w:ind w:left="720"/>
-        <w:rPr>
-          <w:b/>
-          <w:color w:val="EE0000"/>
-          <w:sz w:val="24"/>
-          <w:szCs w:val="24"/>
-        </w:rPr>
-      </w:pPr>
-    </w:p>
-    <w:p>
-      <w:pPr>
-        <w:spacing w:before="49" w:after="1"/>
-        <w:ind w:left="720"/>
         <w:rPr>
           <w:b/>
           <w:color w:val="EE0000"/>
@@ -1120,105 +1060,6 @@
           <w:color w:val="EE0000"/>
           <w:sz w:val="24"/>
           <w:szCs w:val="24"/>
-        </w:rPr>
-      </w:pPr>
-    </w:p>
-    <w:p>
-      <w:pPr>
-        <w:spacing w:before="49" w:after="1"/>
-        <w:rPr>
-          <w:b/>
-          <w:color w:val="EE0000"/>
-          <w:sz w:val="24"/>
-          <w:szCs w:val="24"/>
-        </w:rPr>
-      </w:pPr>
-    </w:p>
-    <w:p>
-      <w:pPr>
-        <w:spacing w:before="49" w:after="1"/>
-        <w:rPr>
-          <w:b/>
-          <w:color w:val="EE0000"/>
-          <w:sz w:val="24"/>
-          <w:szCs w:val="24"/>
-        </w:rPr>
-      </w:pPr>
-    </w:p>
-    <w:p>
-      <w:pPr>
-        <w:spacing w:before="49" w:after="1"/>
-        <w:rPr>
-          <w:b/>
-          <w:color w:val="EE0000"/>
-          <w:sz w:val="24"/>
-          <w:szCs w:val="24"/>
-        </w:rPr>
-      </w:pPr>
-    </w:p>
-    <w:p>
-      <w:pPr>
-        <w:spacing w:before="49" w:after="1"/>
-        <w:rPr>
-          <w:b/>
-          <w:color w:val="EE0000"/>
-          <w:sz w:val="24"/>
-          <w:szCs w:val="24"/>
-        </w:rPr>
-      </w:pPr>
-    </w:p>
-    <w:p>
-      <w:pPr>
-        <w:spacing w:before="49" w:after="1"/>
-        <w:rPr>
-          <w:b/>
-          <w:color w:val="EE0000"/>
-          <w:sz w:val="24"/>
-          <w:szCs w:val="24"/>
-        </w:rPr>
-      </w:pPr>
-    </w:p>
-    <w:p>
-      <w:pPr>
-        <w:spacing w:before="49" w:after="1"/>
-        <w:rPr>
-          <w:b/>
-          <w:color w:val="EE0000"/>
-          <w:sz w:val="24"/>
-          <w:szCs w:val="24"/>
-        </w:rPr>
-      </w:pPr>
-    </w:p>
-    <w:p>
-      <w:pPr>
-        <w:spacing w:before="49" w:after="1"/>
-        <w:rPr>
-          <w:b/>
-          <w:color w:val="EE0000"/>
-          <w:sz w:val="24"/>
-          <w:szCs w:val="24"/>
-        </w:rPr>
-      </w:pPr>
-    </w:p>
-    <w:p>
-      <w:pPr>
-        <w:spacing w:before="49" w:after="1"/>
-        <w:rPr>
-          <w:b/>
-          <w:color w:val="EE0000"/>
-          <w:sz w:val="24"/>
-          <w:szCs w:val="24"/>
-        </w:rPr>
-      </w:pPr>
-    </w:p>
-    <w:p>
-      <w:pPr>
-        <w:spacing w:before="49" w:after="1"/>
-        <w:rPr>
-          <w:b/>
-          <w:color w:val="EE0000"/>
-          <w:sz w:val="24"/>
-          <w:szCs w:val="24"/>
           <w:lang w:val="pt-BR"/>
         </w:rPr>
       </w:pPr>
@@ -1272,17 +1113,17 @@
       <w:tblPr>
         <w:tblStyle w:val="Tabelacomgrade"/>
         <w:tblW w:w="0" w:type="auto"/>
-        <w:tblInd w:w="279" w:type="dxa"/>
+        <w:tblInd w:w="137" w:type="dxa"/>
         <w:tblLook w:val="04A0" w:firstRow="1" w:lastRow="0" w:firstColumn="1" w:lastColumn="0" w:noHBand="0" w:noVBand="1"/>
       </w:tblPr>
       <w:tblGrid>
-        <w:gridCol w:w="5134"/>
-        <w:gridCol w:w="4221"/>
+        <w:gridCol w:w="5276"/>
+        <w:gridCol w:w="4363"/>
       </w:tblGrid>
       <w:tr>
         <w:tc>
           <w:tcPr>
-            <w:tcW w:w="5134" w:type="dxa"/>
+            <w:tcW w:w="5276" w:type="dxa"/>
             <w:vAlign w:val="bottom"/>
           </w:tcPr>
           <w:p>
@@ -1303,6 +1144,7 @@
               </w:rPr>
               <w:t>{{item.</w:t>
             </w:r>
+            <w:proofErr w:type="spellStart"/>
             <w:r>
               <w:rPr>
                 <w:b/>
@@ -1311,6 +1153,7 @@
               </w:rPr>
               <w:t>images</w:t>
             </w:r>
+            <w:proofErr w:type="spellEnd"/>
             <w:r>
               <w:rPr>
                 <w:b/>
@@ -1330,7 +1173,7 @@
         </w:tc>
         <w:tc>
           <w:tcPr>
-            <w:tcW w:w="4221" w:type="dxa"/>
+            <w:tcW w:w="4363" w:type="dxa"/>
             <w:vAlign w:val="bottom"/>
           </w:tcPr>
           <w:p>
@@ -1349,6 +1192,7 @@
               </w:rPr>
               <w:t>{{item.</w:t>
             </w:r>
+            <w:proofErr w:type="spellStart"/>
             <w:r>
               <w:rPr>
                 <w:b/>
@@ -1357,6 +1201,7 @@
               </w:rPr>
               <w:t>images</w:t>
             </w:r>
+            <w:proofErr w:type="spellEnd"/>
             <w:r>
               <w:rPr>
                 <w:b/>
@@ -1378,7 +1223,7 @@
       <w:tr>
         <w:tc>
           <w:tcPr>
-            <w:tcW w:w="5134" w:type="dxa"/>
+            <w:tcW w:w="5276" w:type="dxa"/>
             <w:vAlign w:val="center"/>
           </w:tcPr>
           <w:p>
@@ -1405,7 +1250,7 @@
         </w:tc>
         <w:tc>
           <w:tcPr>
-            <w:tcW w:w="4221" w:type="dxa"/>
+            <w:tcW w:w="4363" w:type="dxa"/>
             <w:vAlign w:val="center"/>
           </w:tcPr>
           <w:p>
@@ -1555,24 +1400,15 @@
         <w:t>%}</w:t>
       </w:r>
     </w:p>
-    <w:p>
-      <w:pPr>
-        <w:spacing w:before="49" w:after="1"/>
-        <w:rPr>
-          <w:b/>
-          <w:sz w:val="20"/>
-        </w:rPr>
-      </w:pPr>
-    </w:p>
     <w:tbl>
       <w:tblPr>
         <w:tblStyle w:val="Tabelacomgrade"/>
         <w:tblW w:w="0" w:type="auto"/>
-        <w:tblInd w:w="279" w:type="dxa"/>
+        <w:tblInd w:w="137" w:type="dxa"/>
         <w:tblLook w:val="04A0" w:firstRow="1" w:lastRow="0" w:firstColumn="1" w:lastColumn="0" w:noHBand="0" w:noVBand="1"/>
       </w:tblPr>
       <w:tblGrid>
-        <w:gridCol w:w="4679"/>
+        <w:gridCol w:w="4821"/>
         <w:gridCol w:w="4706"/>
       </w:tblGrid>
       <w:tr>
@@ -1581,7 +1417,7 @@
         </w:trPr>
         <w:tc>
           <w:tcPr>
-            <w:tcW w:w="4679" w:type="dxa"/>
+            <w:tcW w:w="4821" w:type="dxa"/>
             <w:vMerge w:val="restart"/>
             <w:vAlign w:val="bottom"/>
           </w:tcPr>
@@ -1604,6 +1440,7 @@
               </w:rPr>
               <w:t>{{item.</w:t>
             </w:r>
+            <w:proofErr w:type="spellStart"/>
             <w:r>
               <w:rPr>
                 <w:b/>
@@ -1612,6 +1449,7 @@
               </w:rPr>
               <w:t>images</w:t>
             </w:r>
+            <w:proofErr w:type="spellEnd"/>
             <w:r>
               <w:rPr>
                 <w:b/>
@@ -1653,6 +1491,7 @@
               </w:rPr>
               <w:t>{{item.</w:t>
             </w:r>
+            <w:proofErr w:type="spellStart"/>
             <w:r>
               <w:rPr>
                 <w:b/>
@@ -1661,6 +1500,7 @@
               </w:rPr>
               <w:t>images</w:t>
             </w:r>
+            <w:proofErr w:type="spellEnd"/>
             <w:r>
               <w:rPr>
                 <w:b/>
@@ -1685,7 +1525,7 @@
         </w:trPr>
         <w:tc>
           <w:tcPr>
-            <w:tcW w:w="4679" w:type="dxa"/>
+            <w:tcW w:w="4821" w:type="dxa"/>
             <w:vMerge/>
             <w:vAlign w:val="center"/>
           </w:tcPr>
@@ -1737,7 +1577,7 @@
         </w:trPr>
         <w:tc>
           <w:tcPr>
-            <w:tcW w:w="4679" w:type="dxa"/>
+            <w:tcW w:w="4821" w:type="dxa"/>
             <w:vMerge/>
             <w:vAlign w:val="center"/>
           </w:tcPr>
@@ -1779,6 +1619,7 @@
               </w:rPr>
               <w:t>{{item.</w:t>
             </w:r>
+            <w:proofErr w:type="spellStart"/>
             <w:r>
               <w:rPr>
                 <w:b/>
@@ -1787,6 +1628,7 @@
               </w:rPr>
               <w:t>images</w:t>
             </w:r>
+            <w:proofErr w:type="spellEnd"/>
             <w:r>
               <w:rPr>
                 <w:b/>
@@ -1811,7 +1653,7 @@
         </w:trPr>
         <w:tc>
           <w:tcPr>
-            <w:tcW w:w="4679" w:type="dxa"/>
+            <w:tcW w:w="4821" w:type="dxa"/>
             <w:vAlign w:val="center"/>
           </w:tcPr>
           <w:p>
@@ -1928,17 +1770,6 @@
         </w:rPr>
         <w:t>%}</w:t>
       </w:r>
-    </w:p>
-    <w:p>
-      <w:pPr>
-        <w:pStyle w:val="TableParagraph"/>
-        <w:spacing w:line="271" w:lineRule="exact"/>
-        <w:ind w:left="0"/>
-        <w:rPr>
-          <w:b/>
-          <w:sz w:val="24"/>
-        </w:rPr>
-      </w:pPr>
     </w:p>
     <w:p>
       <w:pPr>

--- a/PythonDocx/Templates/template2.docx
+++ b/PythonDocx/Templates/template2.docx
@@ -149,7 +149,14 @@
           <w:color w:val="001F5F"/>
           <w:sz w:val="24"/>
         </w:rPr>
-        <w:t>-ARSESP-EGFE</w:t>
+        <w:t>-ARSESP-E</w:t>
+      </w:r>
+      <w:r>
+        <w:rPr>
+          <w:color w:val="001F5F"/>
+          <w:sz w:val="24"/>
+        </w:rPr>
+        <w:t>SF</w:t>
       </w:r>
     </w:p>
     <w:p>
@@ -1144,7 +1151,6 @@
               </w:rPr>
               <w:t>{{item.</w:t>
             </w:r>
-            <w:proofErr w:type="spellStart"/>
             <w:r>
               <w:rPr>
                 <w:b/>
@@ -1153,7 +1159,6 @@
               </w:rPr>
               <w:t>images</w:t>
             </w:r>
-            <w:proofErr w:type="spellEnd"/>
             <w:r>
               <w:rPr>
                 <w:b/>
@@ -1192,7 +1197,6 @@
               </w:rPr>
               <w:t>{{item.</w:t>
             </w:r>
-            <w:proofErr w:type="spellStart"/>
             <w:r>
               <w:rPr>
                 <w:b/>
@@ -1201,7 +1205,6 @@
               </w:rPr>
               <w:t>images</w:t>
             </w:r>
-            <w:proofErr w:type="spellEnd"/>
             <w:r>
               <w:rPr>
                 <w:b/>
@@ -1440,7 +1443,6 @@
               </w:rPr>
               <w:t>{{item.</w:t>
             </w:r>
-            <w:proofErr w:type="spellStart"/>
             <w:r>
               <w:rPr>
                 <w:b/>
@@ -1449,7 +1451,6 @@
               </w:rPr>
               <w:t>images</w:t>
             </w:r>
-            <w:proofErr w:type="spellEnd"/>
             <w:r>
               <w:rPr>
                 <w:b/>
@@ -1491,7 +1492,6 @@
               </w:rPr>
               <w:t>{{item.</w:t>
             </w:r>
-            <w:proofErr w:type="spellStart"/>
             <w:r>
               <w:rPr>
                 <w:b/>
@@ -1500,7 +1500,6 @@
               </w:rPr>
               <w:t>images</w:t>
             </w:r>
-            <w:proofErr w:type="spellEnd"/>
             <w:r>
               <w:rPr>
                 <w:b/>
@@ -1619,7 +1618,6 @@
               </w:rPr>
               <w:t>{{item.</w:t>
             </w:r>
-            <w:proofErr w:type="spellStart"/>
             <w:r>
               <w:rPr>
                 <w:b/>
@@ -1628,7 +1626,6 @@
               </w:rPr>
               <w:t>images</w:t>
             </w:r>
-            <w:proofErr w:type="spellEnd"/>
             <w:r>
               <w:rPr>
                 <w:b/>
@@ -3458,17 +3455,6 @@
 </file>
 
 <file path=customXml/item1.xml><?xml version="1.0" encoding="utf-8"?>
-<p:properties xmlns:p="http://schemas.microsoft.com/office/2006/metadata/properties" xmlns:xsi="http://www.w3.org/2001/XMLSchema-instance" xmlns:pc="http://schemas.microsoft.com/office/infopath/2007/PartnerControls">
-  <documentManagement>
-    <TaxCatchAll xmlns="07b80e73-8c34-4c23-b1b1-175ed32c4fdd" xsi:nil="true"/>
-    <lcf76f155ced4ddcb4097134ff3c332f xmlns="2ed59c84-7814-46cc-a9c6-d8fe31e8cd81">
-      <Terms xmlns="http://schemas.microsoft.com/office/infopath/2007/PartnerControls"/>
-    </lcf76f155ced4ddcb4097134ff3c332f>
-  </documentManagement>
-</p:properties>
-</file>
-
-<file path=customXml/item2.xml><?xml version="1.0" encoding="utf-8"?>
 <ct:contentTypeSchema xmlns:ct="http://schemas.microsoft.com/office/2006/metadata/contentType" xmlns:ma="http://schemas.microsoft.com/office/2006/metadata/properties/metaAttributes" ct:_="" ma:_="" ma:contentTypeName="Documento" ma:contentTypeID="0x01010060586302A2B79940BA99F529AB1C1D0D" ma:contentTypeVersion="13" ma:contentTypeDescription="Crie um novo documento." ma:contentTypeScope="" ma:versionID="a2bef191a0f388980731c19454990dff">
   <xsd:schema xmlns:xsd="http://www.w3.org/2001/XMLSchema" xmlns:xs="http://www.w3.org/2001/XMLSchema" xmlns:p="http://schemas.microsoft.com/office/2006/metadata/properties" xmlns:ns2="2ed59c84-7814-46cc-a9c6-d8fe31e8cd81" xmlns:ns3="07b80e73-8c34-4c23-b1b1-175ed32c4fdd" targetNamespace="http://schemas.microsoft.com/office/2006/metadata/properties" ma:root="true" ma:fieldsID="2977c197ae727be3928596cedc52d02e" ns2:_="" ns3:_="">
     <xsd:import namespace="2ed59c84-7814-46cc-a9c6-d8fe31e8cd81"/>
@@ -3675,11 +3661,18 @@
 </ct:contentTypeSchema>
 </file>
 
-<file path=customXml/item3.xml><?xml version="1.0" encoding="utf-8"?>
-<b:Sources xmlns:b="http://schemas.openxmlformats.org/officeDocument/2006/bibliography" xmlns="http://schemas.openxmlformats.org/officeDocument/2006/bibliography" SelectedStyle="\APASixthEditionOfficeOnline.xsl" StyleName="APA" Version="6"/>
+<file path=customXml/item2.xml><?xml version="1.0" encoding="utf-8"?>
+<p:properties xmlns:p="http://schemas.microsoft.com/office/2006/metadata/properties" xmlns:xsi="http://www.w3.org/2001/XMLSchema-instance" xmlns:pc="http://schemas.microsoft.com/office/infopath/2007/PartnerControls">
+  <documentManagement>
+    <TaxCatchAll xmlns="07b80e73-8c34-4c23-b1b1-175ed32c4fdd" xsi:nil="true"/>
+    <lcf76f155ced4ddcb4097134ff3c332f xmlns="2ed59c84-7814-46cc-a9c6-d8fe31e8cd81">
+      <Terms xmlns="http://schemas.microsoft.com/office/infopath/2007/PartnerControls"/>
+    </lcf76f155ced4ddcb4097134ff3c332f>
+  </documentManagement>
+</p:properties>
 </file>
 
-<file path=customXml/item4.xml><?xml version="1.0" encoding="utf-8"?>
+<file path=customXml/item3.xml><?xml version="1.0" encoding="utf-8"?>
 <?mso-contentType ?>
 <FormTemplates xmlns="http://schemas.microsoft.com/sharepoint/v3/contenttype/forms">
   <Display>DocumentLibraryForm</Display>
@@ -3688,18 +3681,11 @@
 </FormTemplates>
 </file>
 
-<file path=customXml/itemProps1.xml><?xml version="1.0" encoding="utf-8"?>
-<ds:datastoreItem xmlns:ds="http://schemas.openxmlformats.org/officeDocument/2006/customXml" ds:itemID="{8FE598CA-EC17-430C-834E-F69C394818E0}">
-  <ds:schemaRefs>
-    <ds:schemaRef ds:uri="http://schemas.microsoft.com/office/2006/metadata/properties"/>
-    <ds:schemaRef ds:uri="http://schemas.microsoft.com/office/infopath/2007/PartnerControls"/>
-    <ds:schemaRef ds:uri="07b80e73-8c34-4c23-b1b1-175ed32c4fdd"/>
-    <ds:schemaRef ds:uri="2ed59c84-7814-46cc-a9c6-d8fe31e8cd81"/>
-  </ds:schemaRefs>
-</ds:datastoreItem>
+<file path=customXml/item4.xml><?xml version="1.0" encoding="utf-8"?>
+<b:Sources xmlns:b="http://schemas.openxmlformats.org/officeDocument/2006/bibliography" xmlns="http://schemas.openxmlformats.org/officeDocument/2006/bibliography" SelectedStyle="\APASixthEditionOfficeOnline.xsl" StyleName="APA" Version="6"/>
 </file>
 
-<file path=customXml/itemProps2.xml><?xml version="1.0" encoding="utf-8"?>
+<file path=customXml/itemProps1.xml><?xml version="1.0" encoding="utf-8"?>
 <ds:datastoreItem xmlns:ds="http://schemas.openxmlformats.org/officeDocument/2006/customXml" ds:itemID="{4AD7140C-2B1B-4F29-91A6-B1F0D0726321}">
   <ds:schemaRefs>
     <ds:schemaRef ds:uri="http://schemas.microsoft.com/office/2006/metadata/contentType"/>
@@ -3718,18 +3704,29 @@
 </ds:datastoreItem>
 </file>
 
+<file path=customXml/itemProps2.xml><?xml version="1.0" encoding="utf-8"?>
+<ds:datastoreItem xmlns:ds="http://schemas.openxmlformats.org/officeDocument/2006/customXml" ds:itemID="{8FE598CA-EC17-430C-834E-F69C394818E0}">
+  <ds:schemaRefs>
+    <ds:schemaRef ds:uri="http://schemas.microsoft.com/office/2006/metadata/properties"/>
+    <ds:schemaRef ds:uri="http://schemas.microsoft.com/office/infopath/2007/PartnerControls"/>
+    <ds:schemaRef ds:uri="07b80e73-8c34-4c23-b1b1-175ed32c4fdd"/>
+    <ds:schemaRef ds:uri="2ed59c84-7814-46cc-a9c6-d8fe31e8cd81"/>
+  </ds:schemaRefs>
+</ds:datastoreItem>
+</file>
+
 <file path=customXml/itemProps3.xml><?xml version="1.0" encoding="utf-8"?>
+<ds:datastoreItem xmlns:ds="http://schemas.openxmlformats.org/officeDocument/2006/customXml" ds:itemID="{71A76CFC-BB89-43F8-868C-379C17D54231}">
+  <ds:schemaRefs>
+    <ds:schemaRef ds:uri="http://schemas.microsoft.com/sharepoint/v3/contenttype/forms"/>
+  </ds:schemaRefs>
+</ds:datastoreItem>
+</file>
+
+<file path=customXml/itemProps4.xml><?xml version="1.0" encoding="utf-8"?>
 <ds:datastoreItem xmlns:ds="http://schemas.openxmlformats.org/officeDocument/2006/customXml" ds:itemID="{EFF4224F-028A-4BE6-A705-67EE6BE5DBE8}">
   <ds:schemaRefs>
     <ds:schemaRef ds:uri="http://schemas.openxmlformats.org/officeDocument/2006/bibliography"/>
   </ds:schemaRefs>
 </ds:datastoreItem>
-</file>
-
-<file path=customXml/itemProps4.xml><?xml version="1.0" encoding="utf-8"?>
-<ds:datastoreItem xmlns:ds="http://schemas.openxmlformats.org/officeDocument/2006/customXml" ds:itemID="{71A76CFC-BB89-43F8-868C-379C17D54231}">
-  <ds:schemaRefs>
-    <ds:schemaRef ds:uri="http://schemas.microsoft.com/sharepoint/v3/contenttype/forms"/>
-  </ds:schemaRefs>
-</ds:datastoreItem>
 </file>